--- a/docs/delivery/TGP-DEL-04 Risk Register.docx
+++ b/docs/delivery/TGP-DEL-04 Risk Register.docx
@@ -401,7 +401,7 @@
                                 <w:bCs/>
                                 <w:color w:val="1D74BA"/>
                               </w:rPr>
-                              <w:t xml:space="preserve">07 October 2026</w:t>
+                              <w:t xml:space="preserve">08 October 2026</w:t>
                             </w:r>
                           </w:p>
                         </w:txbxContent>
@@ -1051,7 +1051,7 @@
             <w:noProof/>
             <w:webHidden/>
           </w:rPr>
-          <w:t>6</w:t>
+          <w:t>7</w:t>
         </w:r>
         <w:r>
           <w:rPr>
@@ -1118,7 +1118,7 @@
             <w:noProof/>
             <w:webHidden/>
           </w:rPr>
-          <w:t>7</w:t>
+          <w:t>8</w:t>
         </w:r>
         <w:r>
           <w:rPr>
@@ -1185,7 +1185,7 @@
             <w:noProof/>
             <w:webHidden/>
           </w:rPr>
-          <w:t>8</w:t>
+          <w:t>9</w:t>
         </w:r>
         <w:r>
           <w:rPr>
@@ -1511,7 +1511,7 @@
                 <w:sz w:val="16"/>
                 <w:szCs w:val="16"/>
               </w:rPr>
-              <w:t xml:space="preserve">07/10/2026</w:t>
+              <w:t xml:space="preserve">08/10/2026</w:t>
             </w:r>
           </w:p>
         </w:tc>
@@ -3459,10 +3459,10 @@
       </w:tblPr>
       <w:tblGrid>
         <w:gridCol w:w="712"/>
-        <w:gridCol w:w="2326"/>
+        <w:gridCol w:w="2239"/>
         <w:gridCol w:w="850"/>
-        <w:gridCol w:w="2568"/>
-        <w:gridCol w:w="2571"/>
+        <w:gridCol w:w="2706"/>
+        <w:gridCol w:w="2520"/>
       </w:tblGrid>
       <w:tr>
         <w:trPr>
@@ -3490,7 +3490,7 @@
         </w:tc>
         <w:tc>
           <w:tcPr>
-            <w:tcW w:w="2326" w:type="dxa"/>
+            <w:tcW w:w="2239" w:type="dxa"/>
             <w:shd w:val="clear" w:color="auto" w:fill="0F4761"/>
             <w:vAlign w:val="center"/>
           </w:tcPr>
@@ -3528,7 +3528,7 @@
         </w:tc>
         <w:tc>
           <w:tcPr>
-            <w:tcW w:w="2568" w:type="dxa"/>
+            <w:tcW w:w="2706" w:type="dxa"/>
             <w:shd w:val="clear" w:color="auto" w:fill="0F4761"/>
             <w:vAlign w:val="center"/>
           </w:tcPr>
@@ -3547,7 +3547,7 @@
         </w:tc>
         <w:tc>
           <w:tcPr>
-            <w:tcW w:w="2571" w:type="dxa"/>
+            <w:tcW w:w="2520" w:type="dxa"/>
             <w:shd w:val="clear" w:color="auto" w:fill="0F4761"/>
             <w:vAlign w:val="center"/>
           </w:tcPr>
@@ -3587,7 +3587,7 @@
         </w:tc>
         <w:tc>
           <w:tcPr>
-            <w:tcW w:w="2326" w:type="dxa"/>
+            <w:tcW w:w="2239" w:type="dxa"/>
             <w:vAlign w:val="top"/>
           </w:tcPr>
           <w:p>
@@ -3617,7 +3617,7 @@
         </w:tc>
         <w:tc>
           <w:tcPr>
-            <w:tcW w:w="2568" w:type="dxa"/>
+            <w:tcW w:w="2706" w:type="dxa"/>
             <w:vAlign w:val="top"/>
           </w:tcPr>
           <w:p>
@@ -3632,7 +3632,7 @@
         </w:tc>
         <w:tc>
           <w:tcPr>
-            <w:tcW w:w="2571" w:type="dxa"/>
+            <w:tcW w:w="2520" w:type="dxa"/>
             <w:vAlign w:val="top"/>
           </w:tcPr>
           <w:p>
@@ -3669,7 +3669,7 @@
         </w:tc>
         <w:tc>
           <w:tcPr>
-            <w:tcW w:w="2326" w:type="dxa"/>
+            <w:tcW w:w="2239" w:type="dxa"/>
             <w:shd w:val="clear" w:color="auto" w:fill="F4F7FB"/>
             <w:vAlign w:val="top"/>
           </w:tcPr>
@@ -3701,7 +3701,7 @@
         </w:tc>
         <w:tc>
           <w:tcPr>
-            <w:tcW w:w="2568" w:type="dxa"/>
+            <w:tcW w:w="2706" w:type="dxa"/>
             <w:shd w:val="clear" w:color="auto" w:fill="F4F7FB"/>
             <w:vAlign w:val="top"/>
           </w:tcPr>
@@ -3717,7 +3717,7 @@
         </w:tc>
         <w:tc>
           <w:tcPr>
-            <w:tcW w:w="2571" w:type="dxa"/>
+            <w:tcW w:w="2520" w:type="dxa"/>
             <w:shd w:val="clear" w:color="auto" w:fill="F4F7FB"/>
             <w:vAlign w:val="top"/>
           </w:tcPr>
@@ -3754,7 +3754,7 @@
         </w:tc>
         <w:tc>
           <w:tcPr>
-            <w:tcW w:w="2326" w:type="dxa"/>
+            <w:tcW w:w="2239" w:type="dxa"/>
             <w:vAlign w:val="top"/>
           </w:tcPr>
           <w:p>
@@ -3784,7 +3784,7 @@
         </w:tc>
         <w:tc>
           <w:tcPr>
-            <w:tcW w:w="2568" w:type="dxa"/>
+            <w:tcW w:w="2706" w:type="dxa"/>
             <w:vAlign w:val="top"/>
           </w:tcPr>
           <w:p>
@@ -3799,7 +3799,7 @@
         </w:tc>
         <w:tc>
           <w:tcPr>
-            <w:tcW w:w="2571" w:type="dxa"/>
+            <w:tcW w:w="2520" w:type="dxa"/>
             <w:vAlign w:val="top"/>
           </w:tcPr>
           <w:p>
@@ -3836,7 +3836,7 @@
         </w:tc>
         <w:tc>
           <w:tcPr>
-            <w:tcW w:w="2326" w:type="dxa"/>
+            <w:tcW w:w="2239" w:type="dxa"/>
             <w:shd w:val="clear" w:color="auto" w:fill="F4F7FB"/>
             <w:vAlign w:val="top"/>
           </w:tcPr>
@@ -3868,7 +3868,7 @@
         </w:tc>
         <w:tc>
           <w:tcPr>
-            <w:tcW w:w="2568" w:type="dxa"/>
+            <w:tcW w:w="2706" w:type="dxa"/>
             <w:shd w:val="clear" w:color="auto" w:fill="F4F7FB"/>
             <w:vAlign w:val="top"/>
           </w:tcPr>
@@ -3884,7 +3884,7 @@
         </w:tc>
         <w:tc>
           <w:tcPr>
-            <w:tcW w:w="2571" w:type="dxa"/>
+            <w:tcW w:w="2520" w:type="dxa"/>
             <w:shd w:val="clear" w:color="auto" w:fill="F4F7FB"/>
             <w:vAlign w:val="top"/>
           </w:tcPr>
@@ -3921,7 +3921,7 @@
         </w:tc>
         <w:tc>
           <w:tcPr>
-            <w:tcW w:w="2326" w:type="dxa"/>
+            <w:tcW w:w="2239" w:type="dxa"/>
             <w:vAlign w:val="top"/>
           </w:tcPr>
           <w:p>
@@ -3951,7 +3951,7 @@
         </w:tc>
         <w:tc>
           <w:tcPr>
-            <w:tcW w:w="2568" w:type="dxa"/>
+            <w:tcW w:w="2706" w:type="dxa"/>
             <w:vAlign w:val="top"/>
           </w:tcPr>
           <w:p>
@@ -3966,7 +3966,7 @@
         </w:tc>
         <w:tc>
           <w:tcPr>
-            <w:tcW w:w="2571" w:type="dxa"/>
+            <w:tcW w:w="2520" w:type="dxa"/>
             <w:vAlign w:val="top"/>
           </w:tcPr>
           <w:p>
@@ -4003,7 +4003,7 @@
         </w:tc>
         <w:tc>
           <w:tcPr>
-            <w:tcW w:w="2326" w:type="dxa"/>
+            <w:tcW w:w="2239" w:type="dxa"/>
             <w:shd w:val="clear" w:color="auto" w:fill="F4F7FB"/>
             <w:vAlign w:val="top"/>
           </w:tcPr>
@@ -4035,7 +4035,7 @@
         </w:tc>
         <w:tc>
           <w:tcPr>
-            <w:tcW w:w="2568" w:type="dxa"/>
+            <w:tcW w:w="2706" w:type="dxa"/>
             <w:shd w:val="clear" w:color="auto" w:fill="F4F7FB"/>
             <w:vAlign w:val="top"/>
           </w:tcPr>
@@ -4051,7 +4051,7 @@
         </w:tc>
         <w:tc>
           <w:tcPr>
-            <w:tcW w:w="2571" w:type="dxa"/>
+            <w:tcW w:w="2520" w:type="dxa"/>
             <w:shd w:val="clear" w:color="auto" w:fill="F4F7FB"/>
             <w:vAlign w:val="top"/>
           </w:tcPr>
@@ -4088,7 +4088,7 @@
         </w:tc>
         <w:tc>
           <w:tcPr>
-            <w:tcW w:w="2326" w:type="dxa"/>
+            <w:tcW w:w="2239" w:type="dxa"/>
             <w:vAlign w:val="top"/>
           </w:tcPr>
           <w:p>
@@ -4118,7 +4118,7 @@
         </w:tc>
         <w:tc>
           <w:tcPr>
-            <w:tcW w:w="2568" w:type="dxa"/>
+            <w:tcW w:w="2706" w:type="dxa"/>
             <w:vAlign w:val="top"/>
           </w:tcPr>
           <w:p>
@@ -4133,7 +4133,7 @@
         </w:tc>
         <w:tc>
           <w:tcPr>
-            <w:tcW w:w="2571" w:type="dxa"/>
+            <w:tcW w:w="2520" w:type="dxa"/>
             <w:vAlign w:val="top"/>
           </w:tcPr>
           <w:p>
@@ -4170,7 +4170,7 @@
         </w:tc>
         <w:tc>
           <w:tcPr>
-            <w:tcW w:w="2326" w:type="dxa"/>
+            <w:tcW w:w="2239" w:type="dxa"/>
             <w:shd w:val="clear" w:color="auto" w:fill="F4F7FB"/>
             <w:vAlign w:val="top"/>
           </w:tcPr>
@@ -4202,7 +4202,7 @@
         </w:tc>
         <w:tc>
           <w:tcPr>
-            <w:tcW w:w="2568" w:type="dxa"/>
+            <w:tcW w:w="2706" w:type="dxa"/>
             <w:shd w:val="clear" w:color="auto" w:fill="F4F7FB"/>
             <w:vAlign w:val="top"/>
           </w:tcPr>
@@ -4218,7 +4218,7 @@
         </w:tc>
         <w:tc>
           <w:tcPr>
-            <w:tcW w:w="2571" w:type="dxa"/>
+            <w:tcW w:w="2520" w:type="dxa"/>
             <w:shd w:val="clear" w:color="auto" w:fill="F4F7FB"/>
             <w:vAlign w:val="top"/>
           </w:tcPr>
@@ -4255,7 +4255,7 @@
         </w:tc>
         <w:tc>
           <w:tcPr>
-            <w:tcW w:w="2326" w:type="dxa"/>
+            <w:tcW w:w="2239" w:type="dxa"/>
             <w:vAlign w:val="top"/>
           </w:tcPr>
           <w:p>
@@ -4285,7 +4285,7 @@
         </w:tc>
         <w:tc>
           <w:tcPr>
-            <w:tcW w:w="2568" w:type="dxa"/>
+            <w:tcW w:w="2706" w:type="dxa"/>
             <w:vAlign w:val="top"/>
           </w:tcPr>
           <w:p>
@@ -4300,7 +4300,7 @@
         </w:tc>
         <w:tc>
           <w:tcPr>
-            <w:tcW w:w="2571" w:type="dxa"/>
+            <w:tcW w:w="2520" w:type="dxa"/>
             <w:vAlign w:val="top"/>
           </w:tcPr>
           <w:p>
@@ -4337,7 +4337,7 @@
         </w:tc>
         <w:tc>
           <w:tcPr>
-            <w:tcW w:w="2326" w:type="dxa"/>
+            <w:tcW w:w="2239" w:type="dxa"/>
             <w:shd w:val="clear" w:color="auto" w:fill="F4F7FB"/>
             <w:vAlign w:val="top"/>
           </w:tcPr>
@@ -4369,7 +4369,7 @@
         </w:tc>
         <w:tc>
           <w:tcPr>
-            <w:tcW w:w="2568" w:type="dxa"/>
+            <w:tcW w:w="2706" w:type="dxa"/>
             <w:shd w:val="clear" w:color="auto" w:fill="F4F7FB"/>
             <w:vAlign w:val="top"/>
           </w:tcPr>
@@ -4385,7 +4385,7 @@
         </w:tc>
         <w:tc>
           <w:tcPr>
-            <w:tcW w:w="2571" w:type="dxa"/>
+            <w:tcW w:w="2520" w:type="dxa"/>
             <w:shd w:val="clear" w:color="auto" w:fill="F4F7FB"/>
             <w:vAlign w:val="top"/>
           </w:tcPr>
@@ -4422,7 +4422,7 @@
         </w:tc>
         <w:tc>
           <w:tcPr>
-            <w:tcW w:w="2326" w:type="dxa"/>
+            <w:tcW w:w="2239" w:type="dxa"/>
             <w:vAlign w:val="top"/>
           </w:tcPr>
           <w:p>
@@ -4452,7 +4452,7 @@
         </w:tc>
         <w:tc>
           <w:tcPr>
-            <w:tcW w:w="2568" w:type="dxa"/>
+            <w:tcW w:w="2706" w:type="dxa"/>
             <w:vAlign w:val="top"/>
           </w:tcPr>
           <w:p>
@@ -4467,7 +4467,7 @@
         </w:tc>
         <w:tc>
           <w:tcPr>
-            <w:tcW w:w="2571" w:type="dxa"/>
+            <w:tcW w:w="2520" w:type="dxa"/>
             <w:vAlign w:val="top"/>
           </w:tcPr>
           <w:p>
@@ -4504,7 +4504,7 @@
         </w:tc>
         <w:tc>
           <w:tcPr>
-            <w:tcW w:w="2326" w:type="dxa"/>
+            <w:tcW w:w="2239" w:type="dxa"/>
             <w:shd w:val="clear" w:color="auto" w:fill="F4F7FB"/>
             <w:vAlign w:val="top"/>
           </w:tcPr>
@@ -4536,7 +4536,7 @@
         </w:tc>
         <w:tc>
           <w:tcPr>
-            <w:tcW w:w="2568" w:type="dxa"/>
+            <w:tcW w:w="2706" w:type="dxa"/>
             <w:shd w:val="clear" w:color="auto" w:fill="F4F7FB"/>
             <w:vAlign w:val="top"/>
           </w:tcPr>
@@ -4552,7 +4552,7 @@
         </w:tc>
         <w:tc>
           <w:tcPr>
-            <w:tcW w:w="2571" w:type="dxa"/>
+            <w:tcW w:w="2520" w:type="dxa"/>
             <w:shd w:val="clear" w:color="auto" w:fill="F4F7FB"/>
             <w:vAlign w:val="top"/>
           </w:tcPr>
@@ -4589,7 +4589,7 @@
         </w:tc>
         <w:tc>
           <w:tcPr>
-            <w:tcW w:w="2326" w:type="dxa"/>
+            <w:tcW w:w="2239" w:type="dxa"/>
             <w:vAlign w:val="top"/>
           </w:tcPr>
           <w:p>
@@ -4619,7 +4619,7 @@
         </w:tc>
         <w:tc>
           <w:tcPr>
-            <w:tcW w:w="2568" w:type="dxa"/>
+            <w:tcW w:w="2706" w:type="dxa"/>
             <w:vAlign w:val="top"/>
           </w:tcPr>
           <w:p>
@@ -4634,7 +4634,7 @@
         </w:tc>
         <w:tc>
           <w:tcPr>
-            <w:tcW w:w="2571" w:type="dxa"/>
+            <w:tcW w:w="2520" w:type="dxa"/>
             <w:vAlign w:val="top"/>
           </w:tcPr>
           <w:p>
@@ -4671,7 +4671,7 @@
         </w:tc>
         <w:tc>
           <w:tcPr>
-            <w:tcW w:w="2326" w:type="dxa"/>
+            <w:tcW w:w="2239" w:type="dxa"/>
             <w:shd w:val="clear" w:color="auto" w:fill="F4F7FB"/>
             <w:vAlign w:val="top"/>
           </w:tcPr>
@@ -4703,23 +4703,23 @@
         </w:tc>
         <w:tc>
           <w:tcPr>
-            <w:tcW w:w="2568" w:type="dxa"/>
-            <w:shd w:val="clear" w:color="auto" w:fill="F4F7FB"/>
-            <w:vAlign w:val="top"/>
-          </w:tcPr>
-          <w:p>
-            <w:pPr>
-              <w:pStyle w:val="TableText"/>
-              <w:jc w:val="left"/>
-            </w:pPr>
-            <w:r>
-              <w:t xml:space="preserve">Consent per purpose and channel; plate-first verification; data subject requests; retention rules</w:t>
-            </w:r>
-          </w:p>
-        </w:tc>
-        <w:tc>
-          <w:tcPr>
-            <w:tcW w:w="2571" w:type="dxa"/>
+            <w:tcW w:w="2706" w:type="dxa"/>
+            <w:shd w:val="clear" w:color="auto" w:fill="F4F7FB"/>
+            <w:vAlign w:val="top"/>
+          </w:tcPr>
+          <w:p>
+            <w:pPr>
+              <w:pStyle w:val="TableText"/>
+              <w:jc w:val="left"/>
+            </w:pPr>
+            <w:r>
+              <w:t xml:space="preserve">Consent per purpose and channel; plate-first verification; data requests register with identity checks before export or erasure and a response time to be confirmed by TASCO legal; retention rules</w:t>
+            </w:r>
+          </w:p>
+        </w:tc>
+        <w:tc>
+          <w:tcPr>
+            <w:tcW w:w="2520" w:type="dxa"/>
             <w:shd w:val="clear" w:color="auto" w:fill="F4F7FB"/>
             <w:vAlign w:val="top"/>
           </w:tcPr>
@@ -4756,7 +4756,7 @@
         </w:tc>
         <w:tc>
           <w:tcPr>
-            <w:tcW w:w="2326" w:type="dxa"/>
+            <w:tcW w:w="2239" w:type="dxa"/>
             <w:vAlign w:val="top"/>
           </w:tcPr>
           <w:p>
@@ -4786,7 +4786,7 @@
         </w:tc>
         <w:tc>
           <w:tcPr>
-            <w:tcW w:w="2568" w:type="dxa"/>
+            <w:tcW w:w="2706" w:type="dxa"/>
             <w:vAlign w:val="top"/>
           </w:tcPr>
           <w:p>
@@ -4801,7 +4801,7 @@
         </w:tc>
         <w:tc>
           <w:tcPr>
-            <w:tcW w:w="2571" w:type="dxa"/>
+            <w:tcW w:w="2520" w:type="dxa"/>
             <w:vAlign w:val="top"/>
           </w:tcPr>
           <w:p>
@@ -4838,7 +4838,7 @@
         </w:tc>
         <w:tc>
           <w:tcPr>
-            <w:tcW w:w="2326" w:type="dxa"/>
+            <w:tcW w:w="2239" w:type="dxa"/>
             <w:shd w:val="clear" w:color="auto" w:fill="F4F7FB"/>
             <w:vAlign w:val="top"/>
           </w:tcPr>
@@ -4870,7 +4870,7 @@
         </w:tc>
         <w:tc>
           <w:tcPr>
-            <w:tcW w:w="2568" w:type="dxa"/>
+            <w:tcW w:w="2706" w:type="dxa"/>
             <w:shd w:val="clear" w:color="auto" w:fill="F4F7FB"/>
             <w:vAlign w:val="top"/>
           </w:tcPr>
@@ -4886,7 +4886,7 @@
         </w:tc>
         <w:tc>
           <w:tcPr>
-            <w:tcW w:w="2571" w:type="dxa"/>
+            <w:tcW w:w="2520" w:type="dxa"/>
             <w:shd w:val="clear" w:color="auto" w:fill="F4F7FB"/>
             <w:vAlign w:val="top"/>
           </w:tcPr>
@@ -4923,7 +4923,7 @@
         </w:tc>
         <w:tc>
           <w:tcPr>
-            <w:tcW w:w="2326" w:type="dxa"/>
+            <w:tcW w:w="2239" w:type="dxa"/>
             <w:vAlign w:val="top"/>
           </w:tcPr>
           <w:p>
@@ -4953,7 +4953,7 @@
         </w:tc>
         <w:tc>
           <w:tcPr>
-            <w:tcW w:w="2568" w:type="dxa"/>
+            <w:tcW w:w="2706" w:type="dxa"/>
             <w:vAlign w:val="top"/>
           </w:tcPr>
           <w:p>
@@ -4968,7 +4968,7 @@
         </w:tc>
         <w:tc>
           <w:tcPr>
-            <w:tcW w:w="2571" w:type="dxa"/>
+            <w:tcW w:w="2520" w:type="dxa"/>
             <w:vAlign w:val="top"/>
           </w:tcPr>
           <w:p>
@@ -5005,7 +5005,7 @@
         </w:tc>
         <w:tc>
           <w:tcPr>
-            <w:tcW w:w="2326" w:type="dxa"/>
+            <w:tcW w:w="2239" w:type="dxa"/>
             <w:shd w:val="clear" w:color="auto" w:fill="F4F7FB"/>
             <w:vAlign w:val="top"/>
           </w:tcPr>
@@ -5037,23 +5037,23 @@
         </w:tc>
         <w:tc>
           <w:tcPr>
-            <w:tcW w:w="2568" w:type="dxa"/>
-            <w:shd w:val="clear" w:color="auto" w:fill="F4F7FB"/>
-            <w:vAlign w:val="top"/>
-          </w:tcPr>
-          <w:p>
-            <w:pPr>
-              <w:pStyle w:val="TableText"/>
-              <w:jc w:val="left"/>
-            </w:pPr>
-            <w:r>
-              <w:t xml:space="preserve">Random control group of about 10%; read-out after about 12 weeks; criteria confirmed in discovery</w:t>
-            </w:r>
-          </w:p>
-        </w:tc>
-        <w:tc>
-          <w:tcPr>
-            <w:tcW w:w="2571" w:type="dxa"/>
+            <w:tcW w:w="2706" w:type="dxa"/>
+            <w:shd w:val="clear" w:color="auto" w:fill="F4F7FB"/>
+            <w:vAlign w:val="top"/>
+          </w:tcPr>
+          <w:p>
+            <w:pPr>
+              <w:pStyle w:val="TableText"/>
+              <w:jc w:val="left"/>
+            </w:pPr>
+            <w:r>
+              <w:t xml:space="preserve">Random control group of about 10%; read-out in early May 2027; criteria confirmed in discovery</w:t>
+            </w:r>
+          </w:p>
+        </w:tc>
+        <w:tc>
+          <w:tcPr>
+            <w:tcW w:w="2520" w:type="dxa"/>
             <w:shd w:val="clear" w:color="auto" w:fill="F4F7FB"/>
             <w:vAlign w:val="top"/>
           </w:tcPr>
@@ -5090,7 +5090,7 @@
         </w:tc>
         <w:tc>
           <w:tcPr>
-            <w:tcW w:w="2326" w:type="dxa"/>
+            <w:tcW w:w="2239" w:type="dxa"/>
             <w:vAlign w:val="top"/>
           </w:tcPr>
           <w:p>
@@ -5120,7 +5120,7 @@
         </w:tc>
         <w:tc>
           <w:tcPr>
-            <w:tcW w:w="2568" w:type="dxa"/>
+            <w:tcW w:w="2706" w:type="dxa"/>
             <w:vAlign w:val="top"/>
           </w:tcPr>
           <w:p>
@@ -5135,7 +5135,7 @@
         </w:tc>
         <w:tc>
           <w:tcPr>
-            <w:tcW w:w="2571" w:type="dxa"/>
+            <w:tcW w:w="2520" w:type="dxa"/>
             <w:vAlign w:val="top"/>
           </w:tcPr>
           <w:p>
@@ -5172,7 +5172,7 @@
         </w:tc>
         <w:tc>
           <w:tcPr>
-            <w:tcW w:w="2326" w:type="dxa"/>
+            <w:tcW w:w="2239" w:type="dxa"/>
             <w:shd w:val="clear" w:color="auto" w:fill="F4F7FB"/>
             <w:vAlign w:val="top"/>
           </w:tcPr>
@@ -5204,7 +5204,7 @@
         </w:tc>
         <w:tc>
           <w:tcPr>
-            <w:tcW w:w="2568" w:type="dxa"/>
+            <w:tcW w:w="2706" w:type="dxa"/>
             <w:shd w:val="clear" w:color="auto" w:fill="F4F7FB"/>
             <w:vAlign w:val="top"/>
           </w:tcPr>
@@ -5220,7 +5220,7 @@
         </w:tc>
         <w:tc>
           <w:tcPr>
-            <w:tcW w:w="2571" w:type="dxa"/>
+            <w:tcW w:w="2520" w:type="dxa"/>
             <w:shd w:val="clear" w:color="auto" w:fill="F4F7FB"/>
             <w:vAlign w:val="top"/>
           </w:tcPr>
@@ -5231,6 +5231,87 @@
             </w:pPr>
             <w:r>
               <w:t xml:space="preserve">Correct the template or contact in the rules studio through maker-checker</w:t>
+            </w:r>
+          </w:p>
+        </w:tc>
+      </w:tr>
+      <w:tr>
+        <w:trPr>
+          <w:cantSplit/>
+        </w:trPr>
+        <w:tc>
+          <w:tcPr>
+            <w:tcW w:w="712" w:type="dxa"/>
+            <w:noWrap/>
+            <w:vAlign w:val="top"/>
+          </w:tcPr>
+          <w:p>
+            <w:pPr>
+              <w:pStyle w:val="TableText"/>
+              <w:jc w:val="left"/>
+            </w:pPr>
+            <w:r>
+              <w:t xml:space="preserve">R-21</w:t>
+            </w:r>
+          </w:p>
+        </w:tc>
+        <w:tc>
+          <w:tcPr>
+            <w:tcW w:w="2239" w:type="dxa"/>
+            <w:vAlign w:val="top"/>
+          </w:tcPr>
+          <w:p>
+            <w:pPr>
+              <w:pStyle w:val="TableText"/>
+              <w:jc w:val="left"/>
+            </w:pPr>
+            <w:r>
+              <w:t xml:space="preserve">Quick renewal is offered where the vehicle or cover needs review, so a customer renews with the wrong cover</w:t>
+            </w:r>
+          </w:p>
+        </w:tc>
+        <w:tc>
+          <w:tcPr>
+            <w:tcW w:w="850" w:type="dxa"/>
+            <w:vAlign w:val="top"/>
+          </w:tcPr>
+          <w:p>
+            <w:pPr>
+              <w:pStyle w:val="TableText"/>
+              <w:jc w:val="left"/>
+            </w:pPr>
+            <w:r>
+              <w:t xml:space="preserve">PO</w:t>
+            </w:r>
+          </w:p>
+        </w:tc>
+        <w:tc>
+          <w:tcPr>
+            <w:tcW w:w="2706" w:type="dxa"/>
+            <w:vAlign w:val="top"/>
+          </w:tcPr>
+          <w:p>
+            <w:pPr>
+              <w:pStyle w:val="TableText"/>
+              <w:jc w:val="left"/>
+            </w:pPr>
+            <w:r>
+              <w:t xml:space="preserve">The server decides eligibility from the approved quick-renewal rule: use and seats confirmed within 365 days, TNDS only without physical damage cover, price from TASCO core, wallet balance checked; explicit declaration; full flow always available</w:t>
+            </w:r>
+          </w:p>
+        </w:tc>
+        <w:tc>
+          <w:tcPr>
+            <w:tcW w:w="2520" w:type="dxa"/>
+            <w:vAlign w:val="top"/>
+          </w:tcPr>
+          <w:p>
+            <w:pPr>
+              <w:pStyle w:val="TableText"/>
+              <w:jc w:val="left"/>
+            </w:pPr>
+            <w:r>
+              <w:t xml:space="preserve">Switch quick renewal off through an approved service-level rule change</w:t>
             </w:r>
           </w:p>
         </w:tc>
@@ -7074,6 +7155,87 @@
             </w:pPr>
             <w:r>
               <w:t xml:space="preserve">Low</w:t>
+            </w:r>
+          </w:p>
+        </w:tc>
+      </w:tr>
+      <w:tr>
+        <w:trPr>
+          <w:cantSplit/>
+        </w:trPr>
+        <w:tc>
+          <w:tcPr>
+            <w:tcW w:w="1307" w:type="dxa"/>
+            <w:noWrap/>
+            <w:vAlign w:val="top"/>
+          </w:tcPr>
+          <w:p>
+            <w:pPr>
+              <w:pStyle w:val="TableText"/>
+              <w:jc w:val="left"/>
+            </w:pPr>
+            <w:r>
+              <w:t xml:space="preserve">R-21</w:t>
+            </w:r>
+          </w:p>
+        </w:tc>
+        <w:tc>
+          <w:tcPr>
+            <w:tcW w:w="2650" w:type="dxa"/>
+            <w:vAlign w:val="top"/>
+          </w:tcPr>
+          <w:p>
+            <w:pPr>
+              <w:pStyle w:val="TableText"/>
+              <w:jc w:val="right"/>
+            </w:pPr>
+            <w:r>
+              <w:t xml:space="preserve">2</w:t>
+            </w:r>
+          </w:p>
+        </w:tc>
+        <w:tc>
+          <w:tcPr>
+            <w:tcW w:w="1764" w:type="dxa"/>
+            <w:vAlign w:val="top"/>
+          </w:tcPr>
+          <w:p>
+            <w:pPr>
+              <w:pStyle w:val="TableText"/>
+              <w:jc w:val="right"/>
+            </w:pPr>
+            <w:r>
+              <w:t xml:space="preserve">4</w:t>
+            </w:r>
+          </w:p>
+        </w:tc>
+        <w:tc>
+          <w:tcPr>
+            <w:tcW w:w="1543" w:type="dxa"/>
+            <w:vAlign w:val="top"/>
+          </w:tcPr>
+          <w:p>
+            <w:pPr>
+              <w:pStyle w:val="TableText"/>
+              <w:jc w:val="right"/>
+            </w:pPr>
+            <w:r>
+              <w:t xml:space="preserve">8</w:t>
+            </w:r>
+          </w:p>
+        </w:tc>
+        <w:tc>
+          <w:tcPr>
+            <w:tcW w:w="1763" w:type="dxa"/>
+            <w:vAlign w:val="top"/>
+          </w:tcPr>
+          <w:p>
+            <w:pPr>
+              <w:pStyle w:val="TableText"/>
+              <w:jc w:val="left"/>
+            </w:pPr>
+            <w:r>
+              <w:t xml:space="preserve">Medium</w:t>
             </w:r>
           </w:p>
         </w:tc>
